--- a/docs/Cadence Lite Setup Guide.docx
+++ b/docs/Cadence Lite Setup Guide.docx
@@ -774,13 +774,8 @@
         <w:t>→</w:t>
       </w:r>
       <w:r>
-        <w:t xml:space="preserve"> For me and my </w:t>
-      </w:r>
-      <w:proofErr w:type="gramStart"/>
-      <w:r>
-        <w:t>Friends</w:t>
-      </w:r>
-      <w:proofErr w:type="gramEnd"/>
+        <w:t xml:space="preserve"> For me and my Friends</w:t>
+      </w:r>
     </w:p>
     <w:p>
       <w:pPr>
@@ -791,13 +786,8 @@
         </w:numPr>
       </w:pPr>
       <w:r>
-        <w:t xml:space="preserve">Give your server a </w:t>
-      </w:r>
-      <w:proofErr w:type="gramStart"/>
-      <w:r>
-        <w:t>name</w:t>
-      </w:r>
-      <w:proofErr w:type="gramEnd"/>
+        <w:t>Give your server a name</w:t>
+      </w:r>
     </w:p>
     <w:p>
       <w:pPr>
@@ -808,13 +798,8 @@
         </w:numPr>
       </w:pPr>
       <w:r>
-        <w:t xml:space="preserve">Finish </w:t>
-      </w:r>
-      <w:proofErr w:type="gramStart"/>
-      <w:r>
-        <w:t>setup</w:t>
-      </w:r>
-      <w:proofErr w:type="gramEnd"/>
+        <w:t>Finish setup</w:t>
+      </w:r>
     </w:p>
     <w:p/>
     <w:p>
@@ -830,15 +815,7 @@
         <w:t>it’s recommended that you keep it as a private space for you and your AI</w:t>
       </w:r>
       <w:r>
-        <w:t xml:space="preserve"> – Cadence Lite doesn’t currently let you speak with your AI through DMs, so your server is going to act as your chat interface. You can set up as many channels and threads as you want – </w:t>
-      </w:r>
-      <w:proofErr w:type="gramStart"/>
-      <w:r>
-        <w:t>as long as</w:t>
-      </w:r>
-      <w:proofErr w:type="gramEnd"/>
-      <w:r>
-        <w:t xml:space="preserve"> your AI can access them and read the messages there, they’ll be able to respond to you.</w:t>
+        <w:t xml:space="preserve"> – Cadence Lite doesn’t currently let you speak with your AI through DMs, so your server is going to act as your chat interface. You can set up as many channels and threads as you want – as long as your AI can access them and read the messages there, they’ll be able to respond to you.</w:t>
       </w:r>
     </w:p>
     <w:p/>
@@ -857,15 +834,7 @@
         </w:numPr>
       </w:pPr>
       <w:r>
-        <w:t>#</w:t>
-      </w:r>
-      <w:proofErr w:type="gramStart"/>
-      <w:r>
-        <w:t>daily</w:t>
-      </w:r>
-      <w:proofErr w:type="gramEnd"/>
-      <w:r>
-        <w:t>-chat</w:t>
+        <w:t>#daily-chat</w:t>
       </w:r>
     </w:p>
     <w:p>
@@ -1000,13 +969,8 @@
         </w:numPr>
       </w:pPr>
       <w:r>
-        <w:t xml:space="preserve">Go to your private Discord </w:t>
-      </w:r>
-      <w:proofErr w:type="gramStart"/>
-      <w:r>
-        <w:t>server</w:t>
-      </w:r>
-      <w:proofErr w:type="gramEnd"/>
+        <w:t>Go to your private Discord server</w:t>
+      </w:r>
     </w:p>
     <w:p>
       <w:pPr>
@@ -1071,16 +1035,11 @@
       </w:pPr>
       <w:bookmarkStart w:id="9" w:name="_Toc227941970"/>
       <w:r>
-        <w:t xml:space="preserve">Create your Discord bot </w:t>
-      </w:r>
-      <w:proofErr w:type="gramStart"/>
-      <w:r>
-        <w:t>application</w:t>
+        <w:t>Create your Discord bot application</w:t>
       </w:r>
       <w:bookmarkEnd w:id="7"/>
       <w:bookmarkEnd w:id="8"/>
       <w:bookmarkEnd w:id="9"/>
-      <w:proofErr w:type="gramEnd"/>
     </w:p>
     <w:p/>
     <w:p>
@@ -1195,13 +1154,8 @@
         </w:numPr>
       </w:pPr>
       <w:r>
-        <w:t xml:space="preserve">Give your application a </w:t>
-      </w:r>
-      <w:proofErr w:type="gramStart"/>
-      <w:r>
-        <w:t>name</w:t>
-      </w:r>
-      <w:proofErr w:type="gramEnd"/>
+        <w:t>Give your application a name</w:t>
+      </w:r>
     </w:p>
     <w:p>
       <w:pPr>
@@ -1212,13 +1166,8 @@
         </w:numPr>
       </w:pPr>
       <w:r>
-        <w:t xml:space="preserve">Create </w:t>
-      </w:r>
-      <w:proofErr w:type="gramStart"/>
-      <w:r>
-        <w:t>it</w:t>
-      </w:r>
-      <w:proofErr w:type="gramEnd"/>
+        <w:t>Create it</w:t>
+      </w:r>
     </w:p>
     <w:p/>
     <w:p>
@@ -1321,14 +1270,9 @@
         <w:pStyle w:val="Heading3"/>
       </w:pPr>
       <w:r>
-        <w:t xml:space="preserve">Make Your Bot Private, and Get its </w:t>
-      </w:r>
-      <w:proofErr w:type="gramStart"/>
-      <w:r>
-        <w:t>Token</w:t>
+        <w:t>Make Your Bot Private, and Get its Token</w:t>
       </w:r>
       <w:bookmarkEnd w:id="10"/>
-      <w:proofErr w:type="gramEnd"/>
     </w:p>
     <w:p/>
     <w:p>
@@ -1483,14 +1427,9 @@
         <w:pStyle w:val="Heading3"/>
       </w:pPr>
       <w:r>
-        <w:t xml:space="preserve">Invite your </w:t>
-      </w:r>
-      <w:proofErr w:type="gramStart"/>
-      <w:r>
-        <w:t>Bot</w:t>
+        <w:t>Invite your Bot</w:t>
       </w:r>
       <w:bookmarkEnd w:id="11"/>
-      <w:proofErr w:type="gramEnd"/>
     </w:p>
     <w:p/>
     <w:p>
@@ -1517,7 +1456,6 @@
       <w:r>
         <w:t xml:space="preserve">. Tick the </w:t>
       </w:r>
-      <w:proofErr w:type="gramStart"/>
       <w:r>
         <w:rPr>
           <w:b/>
@@ -1529,11 +1467,7 @@
         <w:t xml:space="preserve"> </w:t>
       </w:r>
       <w:r>
-        <w:t xml:space="preserve"> and</w:t>
-      </w:r>
-      <w:proofErr w:type="gramEnd"/>
-      <w:r>
-        <w:t xml:space="preserve"> </w:t>
+        <w:t xml:space="preserve"> and </w:t>
       </w:r>
       <w:proofErr w:type="spellStart"/>
       <w:r>
@@ -1781,15 +1715,7 @@
       </w:r>
       <w:proofErr w:type="spellEnd"/>
       <w:r>
-        <w:t xml:space="preserve"> and sign </w:t>
-      </w:r>
-      <w:proofErr w:type="gramStart"/>
-      <w:r>
-        <w:t>up, or</w:t>
-      </w:r>
-      <w:proofErr w:type="gramEnd"/>
-      <w:r>
-        <w:t xml:space="preserve"> log in if you already have an account.</w:t>
+        <w:t xml:space="preserve"> and sign up, or log in if you already have an account.</w:t>
       </w:r>
     </w:p>
     <w:p>
@@ -1916,13 +1842,8 @@
         </w:numPr>
       </w:pPr>
       <w:r>
-        <w:t xml:space="preserve">a Railway </w:t>
-      </w:r>
-      <w:proofErr w:type="gramStart"/>
-      <w:r>
-        <w:t>account</w:t>
-      </w:r>
-      <w:proofErr w:type="gramEnd"/>
+        <w:t>a Railway account</w:t>
+      </w:r>
     </w:p>
     <w:p>
       <w:pPr>
@@ -1933,13 +1854,8 @@
         </w:numPr>
       </w:pPr>
       <w:r>
-        <w:t xml:space="preserve">a GitHub account connected to </w:t>
-      </w:r>
-      <w:proofErr w:type="gramStart"/>
-      <w:r>
-        <w:t>Railway</w:t>
-      </w:r>
-      <w:proofErr w:type="gramEnd"/>
+        <w:t>a GitHub account connected to Railway</w:t>
+      </w:r>
     </w:p>
     <w:p/>
     <w:p>
@@ -1948,14 +1864,9 @@
       </w:pPr>
       <w:bookmarkStart w:id="21" w:name="_Toc225697219"/>
       <w:r>
-        <w:t xml:space="preserve">Create a Railway </w:t>
-      </w:r>
-      <w:proofErr w:type="gramStart"/>
-      <w:r>
-        <w:t>account</w:t>
+        <w:t>Create a Railway account</w:t>
       </w:r>
       <w:bookmarkEnd w:id="21"/>
-      <w:proofErr w:type="gramEnd"/>
     </w:p>
     <w:p/>
     <w:p>
@@ -1967,15 +1878,7 @@
         </w:numPr>
       </w:pPr>
       <w:r>
-        <w:t xml:space="preserve">Go to Railway and sign up for an </w:t>
-      </w:r>
-      <w:proofErr w:type="gramStart"/>
-      <w:r>
-        <w:t>account, or</w:t>
-      </w:r>
-      <w:proofErr w:type="gramEnd"/>
-      <w:r>
-        <w:t xml:space="preserve"> log in if you already have one.</w:t>
+        <w:t>Go to Railway and sign up for an account, or log in if you already have one.</w:t>
       </w:r>
     </w:p>
     <w:p>
@@ -2017,14 +1920,9 @@
       </w:pPr>
       <w:bookmarkStart w:id="22" w:name="_Toc225697220"/>
       <w:r>
-        <w:t xml:space="preserve">Start </w:t>
-      </w:r>
-      <w:proofErr w:type="gramStart"/>
-      <w:r>
-        <w:t>deployment</w:t>
+        <w:t>Start deployment</w:t>
       </w:r>
       <w:bookmarkEnd w:id="22"/>
-      <w:proofErr w:type="gramEnd"/>
     </w:p>
     <w:p/>
     <w:p>
@@ -2070,13 +1968,8 @@
         </w:numPr>
       </w:pPr>
       <w:r>
-        <w:t xml:space="preserve">Add your required </w:t>
-      </w:r>
-      <w:proofErr w:type="gramStart"/>
-      <w:r>
-        <w:t>variables</w:t>
-      </w:r>
-      <w:proofErr w:type="gramEnd"/>
+        <w:t>Add your required variables</w:t>
+      </w:r>
     </w:p>
     <w:p/>
     <w:p>
@@ -2386,14 +2279,12 @@
       <w:r>
         <w:t xml:space="preserve">Fill in your </w:t>
       </w:r>
-      <w:proofErr w:type="gramStart"/>
       <w:r>
         <w:t>Preferences</w:t>
       </w:r>
       <w:bookmarkEnd w:id="27"/>
       <w:bookmarkEnd w:id="28"/>
       <w:bookmarkEnd w:id="29"/>
-      <w:proofErr w:type="gramEnd"/>
     </w:p>
     <w:p/>
     <w:p>
@@ -2407,18 +2298,10 @@
         <w:t>.</w:t>
       </w:r>
       <w:r>
-        <w:t xml:space="preserve"> </w:t>
-      </w:r>
-      <w:proofErr w:type="gramStart"/>
-      <w:r>
-        <w:t>A</w:t>
-      </w:r>
-      <w:r>
-        <w:t>ll of</w:t>
-      </w:r>
-      <w:proofErr w:type="gramEnd"/>
-      <w:r>
-        <w:t xml:space="preserve"> these fields are optional, so you can leave them blank if you prefer.</w:t>
+        <w:t xml:space="preserve"> A</w:t>
+      </w:r>
+      <w:r>
+        <w:t>ll of these fields are optional, so you can leave them blank if you prefer.</w:t>
       </w:r>
     </w:p>
     <w:p/>
@@ -2469,15 +2352,7 @@
         </w:numPr>
       </w:pPr>
       <w:r>
-        <w:t>(</w:t>
-      </w:r>
-      <w:proofErr w:type="gramStart"/>
-      <w:r>
-        <w:t>default</w:t>
-      </w:r>
-      <w:proofErr w:type="gramEnd"/>
-      <w:r>
-        <w:t xml:space="preserve"> context window is set to 20 turns – this means 20 messages back and forth. Any messages older than the context size will not be remembered. Maximum context window in Lite is currently 50 turns.)</w:t>
+        <w:t>(default context window is set to 20 turns – this means 20 messages back and forth. Any messages older than the context size will not be remembered. Maximum context window in Lite is currently 50 turns.)</w:t>
       </w:r>
     </w:p>
     <w:p/>
@@ -2507,7 +2382,6 @@
       <w:r>
         <w:t xml:space="preserve">Choose your </w:t>
       </w:r>
-      <w:proofErr w:type="gramStart"/>
       <w:r>
         <w:t>M</w:t>
       </w:r>
@@ -2517,7 +2391,6 @@
       <w:bookmarkEnd w:id="30"/>
       <w:bookmarkEnd w:id="31"/>
       <w:bookmarkEnd w:id="32"/>
-      <w:proofErr w:type="gramEnd"/>
     </w:p>
     <w:p/>
     <w:p>
@@ -2553,15 +2426,7 @@
         <w:t>- Image Analysis</w:t>
       </w:r>
       <w:r>
-        <w:t xml:space="preserve"> (</w:t>
-      </w:r>
-      <w:proofErr w:type="gramStart"/>
-      <w:r>
-        <w:t>has to</w:t>
-      </w:r>
-      <w:proofErr w:type="gramEnd"/>
-      <w:r>
-        <w:t xml:space="preserve"> be a model which accepts image inputs)</w:t>
+        <w:t xml:space="preserve"> (has to be a model which accepts image inputs)</w:t>
       </w:r>
     </w:p>
     <w:p>
@@ -2704,18 +2569,10 @@
         <w:t>Once this is done, go back to Discord and test</w:t>
       </w:r>
       <w:r>
-        <w:t xml:space="preserve"> by typing </w:t>
-      </w:r>
-      <w:proofErr w:type="gramStart"/>
-      <w:r>
-        <w:t xml:space="preserve">“ </w:t>
-      </w:r>
-      <w:r>
-        <w:t>/</w:t>
-      </w:r>
-      <w:proofErr w:type="gramEnd"/>
-      <w:r>
-        <w:t>ping</w:t>
+        <w:t xml:space="preserve"> by typing “ </w:t>
+      </w:r>
+      <w:r>
+        <w:t>/ping</w:t>
       </w:r>
       <w:r>
         <w:t xml:space="preserve"> “ in any channel.</w:t>
@@ -2828,13 +2685,8 @@
         <w:t>Memories</w:t>
       </w:r>
       <w:r>
-        <w:t xml:space="preserve"> </w:t>
-      </w:r>
-      <w:proofErr w:type="gramStart"/>
-      <w:r>
-        <w:t>screen</w:t>
-      </w:r>
-      <w:proofErr w:type="gramEnd"/>
+        <w:t xml:space="preserve"> screen</w:t>
+      </w:r>
     </w:p>
     <w:p>
       <w:pPr>
@@ -2884,16 +2736,11 @@
       <w:bookmarkStart w:id="40" w:name="_Toc225697371"/>
       <w:bookmarkStart w:id="41" w:name="_Toc227941979"/>
       <w:r>
-        <w:t xml:space="preserve">Send a test message in </w:t>
-      </w:r>
-      <w:proofErr w:type="gramStart"/>
-      <w:r>
-        <w:t>Discord</w:t>
+        <w:t>Send a test message in Discord</w:t>
       </w:r>
       <w:bookmarkEnd w:id="39"/>
       <w:bookmarkEnd w:id="40"/>
       <w:bookmarkEnd w:id="41"/>
-      <w:proofErr w:type="gramEnd"/>
     </w:p>
     <w:p/>
     <w:p>
@@ -2913,15 +2760,7 @@
         <w:t>.</w:t>
       </w:r>
       <w:r>
-        <w:t xml:space="preserve"> You shouldn’t need to @ mention </w:t>
-      </w:r>
-      <w:proofErr w:type="gramStart"/>
-      <w:r>
-        <w:t>them, unless</w:t>
-      </w:r>
-      <w:proofErr w:type="gramEnd"/>
-      <w:r>
-        <w:t xml:space="preserve"> you’ve set the variables for that yourself.</w:t>
+        <w:t xml:space="preserve"> You shouldn’t need to @ mention them, unless you’ve set the variables for that yourself.</w:t>
       </w:r>
     </w:p>
     <w:p/>
@@ -2987,16 +2826,11 @@
       <w:bookmarkStart w:id="44" w:name="_Toc227941980"/>
       <w:r>
         <w:lastRenderedPageBreak/>
-        <w:t xml:space="preserve">Appendix A: Recommended starting </w:t>
-      </w:r>
-      <w:proofErr w:type="gramStart"/>
-      <w:r>
-        <w:t>models</w:t>
+        <w:t>Appendix A: Recommended starting models</w:t>
       </w:r>
       <w:bookmarkEnd w:id="42"/>
       <w:bookmarkEnd w:id="43"/>
       <w:bookmarkEnd w:id="44"/>
-      <w:proofErr w:type="gramEnd"/>
     </w:p>
     <w:p/>
     <w:p>
@@ -3044,13 +2878,8 @@
         <w:t xml:space="preserve"> </w:t>
       </w:r>
       <w:r>
-        <w:t xml:space="preserve">one multimodal model that can accept image </w:t>
-      </w:r>
-      <w:proofErr w:type="gramStart"/>
-      <w:r>
-        <w:t>inputs</w:t>
-      </w:r>
-      <w:proofErr w:type="gramEnd"/>
+        <w:t>one multimodal model that can accept image inputs</w:t>
+      </w:r>
     </w:p>
     <w:p>
       <w:pPr>
@@ -3073,13 +2902,8 @@
         </w:numPr>
       </w:pPr>
       <w:r>
-        <w:t xml:space="preserve">Audio Transcription: one audio-capable model that can handle speech </w:t>
-      </w:r>
-      <w:proofErr w:type="gramStart"/>
-      <w:r>
-        <w:t>input</w:t>
-      </w:r>
-      <w:proofErr w:type="gramEnd"/>
+        <w:t>Audio Transcription: one audio-capable model that can handle speech input</w:t>
+      </w:r>
     </w:p>
     <w:p/>
     <w:p>
@@ -3143,19 +2967,11 @@
           <w:rStyle w:val="Heading1Char"/>
         </w:rPr>
         <w:lastRenderedPageBreak/>
-        <w:t xml:space="preserve">Appendix B: Prompt for generating an importable memory </w:t>
-      </w:r>
-      <w:proofErr w:type="gramStart"/>
-      <w:r>
-        <w:rPr>
-          <w:rStyle w:val="Heading1Char"/>
-        </w:rPr>
-        <w:t>JSON</w:t>
+        <w:t>Appendix B: Prompt for generating an importable memory JSON</w:t>
       </w:r>
       <w:bookmarkEnd w:id="45"/>
       <w:bookmarkEnd w:id="46"/>
       <w:bookmarkEnd w:id="47"/>
-      <w:proofErr w:type="gramEnd"/>
     </w:p>
     <w:p>
       <w:pPr>
@@ -3195,29 +3011,13 @@
         <w:t xml:space="preserve"> </w:t>
       </w:r>
       <w:r>
-        <w:t xml:space="preserve">Either allow them to generate using your existing </w:t>
-      </w:r>
-      <w:proofErr w:type="gramStart"/>
-      <w:r>
-        <w:t>memories, or</w:t>
-      </w:r>
-      <w:proofErr w:type="gramEnd"/>
-      <w:r>
-        <w:t xml:space="preserve"> p</w:t>
+        <w:t>Either allow them to generate using your existing memories, or p</w:t>
       </w:r>
       <w:r>
         <w:t>aste in notes after the prompt</w:t>
       </w:r>
       <w:r>
-        <w:t xml:space="preserve">. This may not be </w:t>
-      </w:r>
-      <w:proofErr w:type="gramStart"/>
-      <w:r>
-        <w:t>exhaustive, but</w:t>
-      </w:r>
-      <w:proofErr w:type="gramEnd"/>
-      <w:r>
-        <w:t xml:space="preserve"> should help to give you a starting point!</w:t>
+        <w:t>. This may not be exhaustive, but should help to give you a starting point!</w:t>
       </w:r>
     </w:p>
     <w:p>
@@ -3425,21 +3225,7 @@
         <w:rPr>
           <w:rFonts w:ascii="Courier New" w:hAnsi="Courier New" w:cs="Courier New"/>
         </w:rPr>
-        <w:t xml:space="preserve">- Write content as plain text without markup formatting. Ensure context is clear if each individual entry were read in isolation, restating </w:t>
-      </w:r>
-      <w:proofErr w:type="gramStart"/>
-      <w:r>
-        <w:rPr>
-          <w:rFonts w:ascii="Courier New" w:hAnsi="Courier New" w:cs="Courier New"/>
-        </w:rPr>
-        <w:t>names</w:t>
-      </w:r>
-      <w:proofErr w:type="gramEnd"/>
-      <w:r>
-        <w:rPr>
-          <w:rFonts w:ascii="Courier New" w:hAnsi="Courier New" w:cs="Courier New"/>
-        </w:rPr>
-        <w:t xml:space="preserve"> and markers each time.</w:t>
+        <w:t>- Write content as plain text without markup formatting. Ensure context is clear if each individual entry were read in isolation, restating names and markers each time.</w:t>
       </w:r>
     </w:p>
     <w:p>
@@ -3623,21 +3409,7 @@
         <w:rPr>
           <w:rFonts w:ascii="Courier New" w:hAnsi="Courier New" w:cs="Courier New"/>
         </w:rPr>
-        <w:t xml:space="preserve">- "resolved": things that were true or </w:t>
-      </w:r>
-      <w:proofErr w:type="gramStart"/>
-      <w:r>
-        <w:rPr>
-          <w:rFonts w:ascii="Courier New" w:hAnsi="Courier New" w:cs="Courier New"/>
-        </w:rPr>
-        <w:t>important, but</w:t>
-      </w:r>
-      <w:proofErr w:type="gramEnd"/>
-      <w:r>
-        <w:rPr>
-          <w:rFonts w:ascii="Courier New" w:hAnsi="Courier New" w:cs="Courier New"/>
-        </w:rPr>
-        <w:t xml:space="preserve"> are now settled/past and carry less weight in day to day conversation. If in doubt, default to canon.</w:t>
+        <w:t>- "resolved": things that were true or important, but are now settled/past and carry less weight in day to day conversation. If in doubt, default to canon.</w:t>
       </w:r>
     </w:p>
     <w:p>
@@ -3840,48 +3612,20 @@
         <w:rPr>
           <w:rFonts w:ascii="Courier New" w:hAnsi="Courier New" w:cs="Courier New"/>
         </w:rPr>
-        <w:t xml:space="preserve">- "lore": fictional worldbuilding, character lore, invented </w:t>
-      </w:r>
-      <w:proofErr w:type="gramStart"/>
-      <w:r>
-        <w:rPr>
-          <w:rFonts w:ascii="Courier New" w:hAnsi="Courier New" w:cs="Courier New"/>
-        </w:rPr>
-        <w:t>canon</w:t>
-      </w:r>
-      <w:proofErr w:type="gramEnd"/>
-      <w:r>
-        <w:rPr>
-          <w:rFonts w:ascii="Courier New" w:hAnsi="Courier New" w:cs="Courier New"/>
-        </w:rPr>
-        <w:t xml:space="preserve"> and roleplay anchors</w:t>
-      </w:r>
-    </w:p>
-    <w:p>
-      <w:pPr>
-        <w:rPr>
-          <w:rFonts w:ascii="Courier New" w:hAnsi="Courier New" w:cs="Courier New"/>
-        </w:rPr>
-      </w:pPr>
-      <w:r>
-        <w:rPr>
-          <w:rFonts w:ascii="Courier New" w:hAnsi="Courier New" w:cs="Courier New"/>
-        </w:rPr>
-        <w:t xml:space="preserve">- "dynamic": anchors, rituals, </w:t>
-      </w:r>
-      <w:proofErr w:type="gramStart"/>
-      <w:r>
-        <w:rPr>
-          <w:rFonts w:ascii="Courier New" w:hAnsi="Courier New" w:cs="Courier New"/>
-        </w:rPr>
-        <w:t>agreements</w:t>
-      </w:r>
-      <w:proofErr w:type="gramEnd"/>
-      <w:r>
-        <w:rPr>
-          <w:rFonts w:ascii="Courier New" w:hAnsi="Courier New" w:cs="Courier New"/>
-        </w:rPr>
-        <w:t xml:space="preserve"> and preferences related to the dynamic between AI and User.</w:t>
+        <w:t>- "lore": fictional worldbuilding, character lore, invented canon and roleplay anchors</w:t>
+      </w:r>
+    </w:p>
+    <w:p>
+      <w:pPr>
+        <w:rPr>
+          <w:rFonts w:ascii="Courier New" w:hAnsi="Courier New" w:cs="Courier New"/>
+        </w:rPr>
+      </w:pPr>
+      <w:r>
+        <w:rPr>
+          <w:rFonts w:ascii="Courier New" w:hAnsi="Courier New" w:cs="Courier New"/>
+        </w:rPr>
+        <w:t>- "dynamic": anchors, rituals, agreements and preferences related to the dynamic between AI and User.</w:t>
       </w:r>
     </w:p>
     <w:p>
@@ -3907,18 +3651,13 @@
     <w:p/>
     <w:p>
       <w:r>
-        <w:t xml:space="preserve">After your AI generates the JSON, save it as a plain text file and give it a </w:t>
-      </w:r>
-      <w:proofErr w:type="gramStart"/>
-      <w:r>
-        <w:t>`.</w:t>
+        <w:t>After your AI generates the JSON, save it as a plain text file and give it a `.</w:t>
       </w:r>
       <w:proofErr w:type="spellStart"/>
       <w:r>
         <w:t>json</w:t>
       </w:r>
       <w:proofErr w:type="spellEnd"/>
-      <w:proofErr w:type="gramEnd"/>
       <w:r>
         <w:t>` filename, for example:</w:t>
       </w:r>
@@ -4016,13 +3755,8 @@
         </w:numPr>
       </w:pPr>
       <w:r>
-        <w:t xml:space="preserve">a Discord bot token or server ID copied </w:t>
-      </w:r>
-      <w:proofErr w:type="gramStart"/>
-      <w:r>
-        <w:t>incorrectly</w:t>
-      </w:r>
-      <w:proofErr w:type="gramEnd"/>
+        <w:t>a Discord bot token or server ID copied incorrectly</w:t>
+      </w:r>
     </w:p>
     <w:p>
       <w:pPr>
@@ -4033,13 +3767,8 @@
         </w:numPr>
       </w:pPr>
       <w:r>
-        <w:t xml:space="preserve">a model name typed </w:t>
-      </w:r>
-      <w:proofErr w:type="gramStart"/>
-      <w:r>
-        <w:t>incorrectly</w:t>
-      </w:r>
-      <w:proofErr w:type="gramEnd"/>
+        <w:t>a model name typed incorrectly</w:t>
+      </w:r>
     </w:p>
     <w:p>
       <w:pPr>
@@ -4050,13 +3779,8 @@
         </w:numPr>
       </w:pPr>
       <w:r>
-        <w:t xml:space="preserve">a failed Railway </w:t>
-      </w:r>
-      <w:proofErr w:type="gramStart"/>
-      <w:r>
-        <w:t>deploy</w:t>
-      </w:r>
-      <w:proofErr w:type="gramEnd"/>
+        <w:t>a failed Railway deploy</w:t>
+      </w:r>
     </w:p>
     <w:p/>
     <w:p>
@@ -4269,29 +3993,13 @@
     <w:p/>
     <w:p>
       <w:r>
-        <w:t xml:space="preserve">Check that the model slug you entered is valid and that the model </w:t>
-      </w:r>
-      <w:proofErr w:type="gramStart"/>
-      <w:r>
-        <w:t>actually supports</w:t>
-      </w:r>
-      <w:proofErr w:type="gramEnd"/>
-      <w:r>
-        <w:t xml:space="preserve"> the feature you assigned it to.</w:t>
-      </w:r>
-    </w:p>
-    <w:p/>
-    <w:p>
-      <w:r>
-        <w:t xml:space="preserve">A typo in the model </w:t>
-      </w:r>
-      <w:proofErr w:type="gramStart"/>
-      <w:r>
-        <w:t>name, or</w:t>
-      </w:r>
-      <w:proofErr w:type="gramEnd"/>
-      <w:r>
-        <w:t xml:space="preserve"> choosing a model that does not accept image or audio input, will stop that feature from working.</w:t>
+        <w:t>Check that the model slug you entered is valid and that the model actually supports the feature you assigned it to.</w:t>
+      </w:r>
+    </w:p>
+    <w:p/>
+    <w:p>
+      <w:r>
+        <w:t>A typo in the model name, or choosing a model that does not accept image or audio input, will stop that feature from working.</w:t>
       </w:r>
     </w:p>
     <w:p/>
@@ -4368,15 +4076,7 @@
     <w:p/>
     <w:p>
       <w:r>
-        <w:t xml:space="preserve">Whenever I make fixes to bugs or general updates to Cadence Lite or Cadence Core, I’ll update members in Discord, </w:t>
-      </w:r>
-      <w:proofErr w:type="spellStart"/>
-      <w:r>
-        <w:t>Patreon</w:t>
-      </w:r>
-      <w:proofErr w:type="spellEnd"/>
-      <w:r>
-        <w:t xml:space="preserve">, and I post to TikTok, too. To update your build, sign in to Railway, click on the Cadence Lite service card and click </w:t>
+        <w:t xml:space="preserve">Whenever I make fixes to bugs or general updates to Cadence Lite or Cadence Core, I’ll update members in Discord, Patreon, and I post to TikTok, too. To update your build, sign in to Railway, click on the Cadence Lite service card and click </w:t>
       </w:r>
       <w:r>
         <w:rPr>
@@ -4394,11 +4094,9 @@
       <w:r>
         <w:t xml:space="preserve">Scroll down until you see the </w:t>
       </w:r>
-      <w:proofErr w:type="spellStart"/>
-      <w:r>
-        <w:t>github</w:t>
-      </w:r>
-      <w:proofErr w:type="spellEnd"/>
+      <w:r>
+        <w:t>GitHub</w:t>
+      </w:r>
       <w:r>
         <w:t xml:space="preserve"> repo, and click the button labelled </w:t>
       </w:r>
@@ -4423,7 +4121,7 @@
           <w:noProof/>
         </w:rPr>
         <w:drawing>
-          <wp:inline distT="0" distB="0" distL="0" distR="0" wp14:anchorId="55845E4D" wp14:editId="072CE380">
+          <wp:inline distT="0" distB="0" distL="0" distR="0" wp14:anchorId="55845E4D" wp14:editId="3C52A6C2">
             <wp:extent cx="3418114" cy="817606"/>
             <wp:effectExtent l="0" t="0" r="0" b="0"/>
             <wp:docPr id="193567515" name="Picture 1" descr="A black background with white text&#10;&#10;Description automatically generated"/>
@@ -4484,20 +4182,9 @@
     <w:p/>
     <w:p>
       <w:r>
-        <w:t xml:space="preserve">Your build will </w:t>
-      </w:r>
-      <w:proofErr w:type="gramStart"/>
-      <w:r>
-        <w:t>redeploy</w:t>
-      </w:r>
-      <w:proofErr w:type="gramEnd"/>
-      <w:r>
-        <w:t xml:space="preserve"> and any bug fixes or updates will be applied.</w:t>
-      </w:r>
-    </w:p>
-    <w:p/>
-    <w:p/>
-    <w:p/>
+        <w:t>Your build will redeploy and any bug fixes or updates will be applied.</w:t>
+      </w:r>
+    </w:p>
     <w:p/>
     <w:p/>
     <w:sectPr>
